--- a/eng/docx/012.content.docx
+++ b/eng/docx/012.content.docx
@@ -166,13 +166,6 @@
       </w:r>
       <w:r>
         <w:rPr>
-          <w:i/>
-          <w:lang w:val="en_US" w:bidi="en_US"/>
-        </w:rPr>
-        <w:t>Laadah, Laadan, Laban (Person), Laban (Place), Lachish, Lachish Letters, Ladan, Lael, Lahad, Lahai-Roi, Lahmam, Lahmi, Laish (Person), Laish (Place), Laishah, Lake of Fire, Lakkum, Lakum, Lamb, Lamb of God, Lamech, Lament, Lamentation, Lamentations, Book of, Lamp, Lampstand, Lance, Land, Landmark, Laodicea, Laodiceans, Lapis Lazuli, Lappidoth, Lapwing, Lasciviousness, Lasea, Lasha, Lasharon, Last Days, Last Judgment, Last Supper, Last Times, Latin, Latter Days, Laughter, Laver, Law of Moses, Lawless One, Lawyer, Laying on of Hands, Lazarus, Lead, Leah, Leather, Leaven, Lebana, Lebanah, Lebanon, Lebaoth, Lebbaeus, Lebo-Hamath, Lebonah, Lecah, Leech, Leek, Lees, Legion, Lehabim, Lehabites, Lehi, Lemuel, Lentil, Leopard, Leper, Leprosy, Leshem, Lethech, Letter of Aristeas, Letter of Eugnostos, Letter of Jeremiah, Letter of Lentulus, Letter to Philemon, Letter to the Galatians, Letter to the Romans, Letter Writing, Ancient, Letters of Christ and Abgarus, Lettuce, Letushim, Letushites, Leummim, Leummites, Levi (Person), Leviathan, Levirate Marriage, Levites, Levitical Cities, Leviticus, Book of, Libation, Libertines, Libnah, Libni, Libnite, Libya, Libyans, Lice, Licentiousness, Life, Life Everlasting, Life of Adam and Eve, Life of John the Baptist, Life of the Virgin, Life, Book of, Light, Lightning, Lign Aloes, Ligure, Likhi, Lilith, Lily, Lily-Work, Lime, Linen, Lintel (Top of a Doorframe), Linus, Lion, Lion of the Tribe of Judah, Litter, Little Owl, Liver, Lizard, Lo-Ammi, Lo-debar, Lo-Ruhamah, Loan, Locusts, Lod, Log, Logia, Logos, Loins, Lois, Longsuffering, Loom, Lord, Lord of Hosts, Lord’s Prayer, the, Lord’s Supper, the, Lot, Lotan, Lots, Casting of, Lotus Bush, Lotus Tree, Love, Lubim, Lucas, Lucifer, Lucius, Lud, Ludim, Ludites, Luhith, Luke (Person), Luke, Gospel of, Lute, Luz, Lycaonia, Lycia, Lydda, Lydia (Person), Lydia (Place), Lye, Lyre, Lysanias, Lysias, Lysimachus, Lystra</w:t>
-      </w:r>
-      <w:r>
-        <w:rPr>
           <w:lang w:val="en_US" w:bidi="en_US"/>
         </w:rPr>
       </w:r>
@@ -49965,21 +49958,39 @@
         <w:rPr>
           <w:lang w:val="en_US" w:bidi="en_US"/>
         </w:rPr>
-        <w:t>A name or title from a Latin word meaning “light bearer.” This name was originally used to describe the planet Venus, which appears as a bright light in both evening and morning skies. Venus is the brightest object we can see in the sky after the sun and moon. Some people have also connected this name with the crescent moon or the planet Jupiter.</w:t>
-      </w:r>
-    </w:p>
-    <w:p>
-      <w:pPr/>
-      <w:r>
-        <w:rPr>
-          <w:lang w:val="en_US" w:bidi="en_US"/>
-        </w:rPr>
-      </w:r>
-      <w:r>
-        <w:rPr>
-          <w:lang w:val="en_US" w:bidi="en_US"/>
-        </w:rPr>
-        <w:t xml:space="preserve">The Latin word </w:t>
+        <w:t>A name or title from a Latin word meaning “light bearer.” This name was originally used to describe the planet Venus, which appears as a bright light in both evening and morning skies. Venus is the brightest object we can see in the sky after the sun and the moon. Some people have also connected this name with the crescent moon or the planet Jupiter.</w:t>
+      </w:r>
+    </w:p>
+    <w:p>
+      <w:pPr/>
+      <w:r>
+        <w:rPr>
+          <w:lang w:val="en_US" w:bidi="en_US"/>
+        </w:rPr>
+      </w:r>
+      <w:r>
+        <w:rPr>
+          <w:lang w:val="en_US" w:bidi="en_US"/>
+        </w:rPr>
+        <w:t xml:space="preserve">The Hebrew term found in </w:t>
+      </w:r>
+      <w:hyperlink r:id="rId1251">
+        <w:r>
+          <w:rPr>
+            <w:lang w:val="en_US" w:bidi="en_US"/>
+          </w:rPr>
+          <w:rPr>
+            <w:color w:val="0000EE"/>
+            <w:u w:val="single"/>
+          </w:rPr>
+          <w:t>Isaiah 14:12</w:t>
+        </w:r>
+      </w:hyperlink>
+      <w:r>
+        <w:rPr>
+          <w:lang w:val="en_US" w:bidi="en_US"/>
+        </w:rPr>
+        <w:t xml:space="preserve">, from which the Latin </w:t>
       </w:r>
       <w:r>
         <w:rPr>
@@ -49992,25 +50003,7 @@
         <w:rPr>
           <w:lang w:val="en_US" w:bidi="en_US"/>
         </w:rPr>
-        <w:t xml:space="preserve"> comes from a Hebrew word found in </w:t>
-      </w:r>
-      <w:hyperlink r:id="rId1251">
-        <w:r>
-          <w:rPr>
-            <w:lang w:val="en_US" w:bidi="en_US"/>
-          </w:rPr>
-          <w:rPr>
-            <w:color w:val="0000EE"/>
-            <w:u w:val="single"/>
-          </w:rPr>
-          <w:t>Isaiah 14:12</w:t>
-        </w:r>
-      </w:hyperlink>
-      <w:r>
-        <w:rPr>
-          <w:lang w:val="en_US" w:bidi="en_US"/>
-        </w:rPr>
-        <w:t>: “</w:t>
+        <w:t xml:space="preserve"> is later used as a translation equivalent, refers to the “shining one.” The verse reads, “</w:t>
       </w:r>
       <w:r>
         <w:rPr>

--- a/eng/docx/012.content.docx
+++ b/eng/docx/012.content.docx
@@ -168,19 +168,6 @@
         <w:rPr>
           <w:lang w:val="en_US" w:bidi="en_US"/>
         </w:rPr>
-      </w:r>
-    </w:p>
-    <w:p>
-      <w:pPr/>
-      <w:r>
-        <w:rPr>
-          <w:lang w:val="en_US" w:bidi="en_US"/>
-        </w:rPr>
-      </w:r>
-      <w:r>
-        <w:rPr>
-          <w:lang w:val="en_US" w:bidi="en_US"/>
-        </w:rPr>
         <w:t xml:space="preserve"> </w:t>
       </w:r>
       <w:r>
@@ -12204,7 +12191,7 @@
         <w:rPr>
           <w:lang w:val="en_US" w:bidi="en_US"/>
         </w:rPr>
-        <w:t>Lazarus the beggar. In one of Jesus's well-known parables (</w:t>
+        <w:t>Lazarus the beggar. In one of the well-known parables that Jesus taught (</w:t>
       </w:r>
       <w:hyperlink r:id="rId324">
         <w:r>
@@ -12222,7 +12209,20 @@
         <w:rPr>
           <w:lang w:val="en_US" w:bidi="en_US"/>
         </w:rPr>
-        <w:t>), he compared the earthly lives of a beggar named Lazarus and a rich man who is not named. The rich man is often called "Dives" in English, a name that comes from the Latin word for "rich." The rich man enjoyed a life of luxury but ignored Lazarus, a blind beggar with sores, who lay at his gate. Jesus said that when Lazarus died, he went to be with Abraham, while Dives suffered eternal torment.</w:t>
+        <w:t xml:space="preserve">), he compared the earthly lives of a beggar named Lazarus and a rich man who is not named. The rich man is often called </w:t>
+      </w:r>
+      <w:r>
+        <w:rPr>
+          <w:i/>
+          <w:lang w:val="en_US" w:bidi="en_US"/>
+        </w:rPr>
+        <w:t>Dives</w:t>
+      </w:r>
+      <w:r>
+        <w:rPr>
+          <w:lang w:val="en_US" w:bidi="en_US"/>
+        </w:rPr>
+        <w:t xml:space="preserve"> in English, a name that comes from the Latin word for "rich." The rich man enjoyed a life of luxury but ignored Lazarus, a beggar with sores, who lay at his gate. Jesus said that when Lazarus died, he went to be with Abraham, while Dives suffered eternal torment.</w:t>
         <w:br/>
       </w:r>
       <w:r>
@@ -12236,7 +12236,20 @@
         <w:rPr>
           <w:lang w:val="en_US" w:bidi="en_US"/>
         </w:rPr>
-        <w:t>In no other parable did Jesus give a character a specific name. Because of this, some Bible scholars believe that Jesus might have been telling a true story. However, the name "Lazarus" might have been chosen for its meaning, as it refers to someone "whom God helped." In the Middle Ages, people honored the beggar Lazarus as the patron saint of those suffering from leprosy. Hospitals for lepers were called "lazar-houses."</w:t>
+        <w:t xml:space="preserve">In no other parable did Jesus give a character a specific name. Because of this, some Bible scholars believe that Jesus might have been telling a true story. However, the name </w:t>
+      </w:r>
+      <w:r>
+        <w:rPr>
+          <w:i/>
+          <w:lang w:val="en_US" w:bidi="en_US"/>
+        </w:rPr>
+        <w:t>Lazarus</w:t>
+      </w:r>
+      <w:r>
+        <w:rPr>
+          <w:lang w:val="en_US" w:bidi="en_US"/>
+        </w:rPr>
+        <w:t xml:space="preserve"> might have been chosen for its meaning, as it refers to someone "whom God helped." In the Middle Ages, people honored the beggar Lazarus as the patron saint of those suffering from leprosy. Hospitals for lepers were called lazar-houses.</w:t>
       </w:r>
     </w:p>
     <w:p>
@@ -12254,7 +12267,7 @@
         <w:rPr>
           <w:lang w:val="en_US" w:bidi="en_US"/>
         </w:rPr>
-        <w:t>Lazarus of Bethany. Jesus performed one of his most amazing miracles when he brought Lazarus of Bethany back to life four days after he had died. Lazarus lived with his two sisters, Mary and Martha. They were among Jesus's closest friends (</w:t>
+        <w:t>Lazarus of Bethany. Jesus performed one of his most amazing miracles when he brought Lazarus of Bethany back to life four days after he had died. Lazarus lived with his two sisters, Mary and Martha. They were among the closest friends of Jesus (</w:t>
       </w:r>
       <w:hyperlink r:id="rId325">
         <w:r>
@@ -12326,7 +12339,7 @@
         <w:rPr>
           <w:lang w:val="en_US" w:bidi="en_US"/>
         </w:rPr>
-        <w:t>). Lazarus was present at a banquet held in Jesus's honor, where Mary anointed Jesus's feet with expensive perfume (</w:t>
+        <w:t>). Lazarus was present at a banquet held to honor Jesus, where Mary anointed the feet of Jesus with expensive perfume (</w:t>
       </w:r>
       <w:hyperlink r:id="rId329">
         <w:r>
@@ -12351,7 +12364,7 @@
         <w:rPr>
           <w:lang w:val="en_US" w:bidi="en_US"/>
         </w:rPr>
-        <w:t>The raising of Lazarus is the most detailed of Jesus's miracles in the Gospel of John. It had three important results:</w:t>
+        <w:t>The raising of Lazarus is the most detailed miracle that Jesus performed in the Gospel of John. It had three important results:</w:t>
       </w:r>
     </w:p>
     <w:p>
@@ -12405,7 +12418,7 @@
         <w:rPr>
           <w:lang w:val="en_US" w:bidi="en_US"/>
         </w:rPr>
-        <w:t>)</w:t>
+        <w:t>).</w:t>
       </w:r>
     </w:p>
     <w:p>
@@ -12441,7 +12454,7 @@
         <w:rPr>
           <w:lang w:val="en_US" w:bidi="en_US"/>
         </w:rPr>
-        <w:t>)</w:t>
+        <w:t>).</w:t>
       </w:r>
     </w:p>
     <w:p>
@@ -12477,21 +12490,21 @@
         <w:rPr>
           <w:lang w:val="en_US" w:bidi="en_US"/>
         </w:rPr>
-        <w:t>)</w:t>
-      </w:r>
-    </w:p>
-    <w:p>
-      <w:pPr/>
-      <w:r>
-        <w:rPr>
-          <w:lang w:val="en_US" w:bidi="en_US"/>
-        </w:rPr>
-      </w:r>
-      <w:r>
-        <w:rPr>
-          <w:lang w:val="en_US" w:bidi="en_US"/>
-        </w:rPr>
-        <w:t>This miracle not only showed Jesus's power over death but also prepared the way for his own resurrection.</w:t>
+        <w:t>).</w:t>
+      </w:r>
+    </w:p>
+    <w:p>
+      <w:pPr/>
+      <w:r>
+        <w:rPr>
+          <w:lang w:val="en_US" w:bidi="en_US"/>
+        </w:rPr>
+      </w:r>
+      <w:r>
+        <w:rPr>
+          <w:lang w:val="en_US" w:bidi="en_US"/>
+        </w:rPr>
+        <w:t>This miracle not only showed the power Jesus has over death but also prepared the way for his own resurrection.</w:t>
       </w:r>
       <w:r>
         <w:rPr>

--- a/eng/docx/012.content.docx
+++ b/eng/docx/012.content.docx
@@ -19,7 +19,7 @@
         <w:rPr>
           <w:lang w:val="en_US" w:bidi="en_US"/>
         </w:rPr>
-        <w:t>Resource: Bible Dictionary (Tyndale)</w:t>
+        <w:t>Resource: Tyndale Open Bible Dictionary</w:t>
       </w:r>
       <w:r>
         <w:rPr>
@@ -112,7 +112,7 @@
         <w:rPr>
           <w:lang w:val="en_US" w:bidi="en_US"/>
         </w:rPr>
-        <w:t>Bible Dictionary (Tyndale)</w:t>
+        <w:t>Tyndale Open Bible Dictionary</w:t>
       </w:r>
     </w:p>
     <w:p>

--- a/eng/docx/012.content.docx
+++ b/eng/docx/012.content.docx
@@ -3944,6 +3944,34 @@
       </w:r>
       <w:r>
         <w:rPr>
+          <w:lang w:val="en_US" w:bidi="en_US"/>
+        </w:rPr>
+        <w:t>A lament or lamentation is an expression of deep sorrow (strong sadness), often spoken or sung. People use laments to cry out to God in times of pain, loss, or trouble.</w:t>
+      </w:r>
+    </w:p>
+    <w:p>
+      <w:pPr/>
+      <w:r>
+        <w:rPr>
+          <w:lang w:val="en_US" w:bidi="en_US"/>
+        </w:rPr>
+      </w:r>
+      <w:r>
+        <w:rPr>
+          <w:lang w:val="en_US" w:bidi="en_US"/>
+        </w:rPr>
+        <w:t>In the Bible, laments often include honest words of grief, questions, and requests for help. They may also express trust that God will hear and respond.</w:t>
+      </w:r>
+    </w:p>
+    <w:p>
+      <w:pPr/>
+      <w:r>
+        <w:rPr>
+          <w:lang w:val="en_US" w:bidi="en_US"/>
+        </w:rPr>
+      </w:r>
+      <w:r>
+        <w:rPr>
           <w:i/>
           <w:lang w:val="en_US" w:bidi="en_US"/>
         </w:rPr>
@@ -55589,7 +55617,7 @@
         <w:rPr>
           <w:lang w:val="en_US" w:bidi="en_US"/>
         </w:rPr>
-        <w:t>The tetrarch (Roman governor) of Abilene (the area west of Damascus) from AD 27 to 28. The Gospel of Luke mentions Lysanias as ruling at the beginning of John the Baptist’s ministry (</w:t>
+        <w:t>Lysianias was tetrarch (Roman governor) of Abilene (the area west of Damascus) in AD 27–28. The Gospel of Luke mentions Lysanias as ruling at the beginning of John the Baptist’s ministry (</w:t>
       </w:r>
       <w:hyperlink r:id="rId1356">
         <w:r>
@@ -55649,7 +55677,20 @@
         <w:rPr>
           <w:lang w:val="en_US" w:bidi="en_US"/>
         </w:rPr>
-        <w:t>The title "Lord Imperial" is important because it was only used for Emperor Tiberius and his mother Livia (who was the widow of the previous emperor, Augustus) when they ruled together. This helps us know when Lysanias ruled. It must have been between AD 14, when Tiberius became emperor, and AD 29, when Livia died.</w:t>
+        <w:t xml:space="preserve">The title </w:t>
+      </w:r>
+      <w:r>
+        <w:rPr>
+          <w:i/>
+          <w:lang w:val="en_US" w:bidi="en_US"/>
+        </w:rPr>
+        <w:t>Lords Imperials</w:t>
+      </w:r>
+      <w:r>
+        <w:rPr>
+          <w:lang w:val="en_US" w:bidi="en_US"/>
+        </w:rPr>
+        <w:t xml:space="preserve"> is important because it was only during the reign of Emperor Tiberius that more than one person shared it at the same time (Tiberius and his mother Livia). This helps us know when Lysanias ruled. It must have been between AD 14, when Tiberius became emperor, and AD 29, when Livia died.</w:t>
       </w:r>
     </w:p>
     <w:p>

--- a/eng/docx/012.content.docx
+++ b/eng/docx/012.content.docx
@@ -44528,7 +44528,20 @@
         <w:rPr>
           <w:lang w:val="en_US" w:bidi="en_US"/>
         </w:rPr>
-        <w:t xml:space="preserve">The phrase “Lord’s Day” appears one time in the New Testament. John uses it in </w:t>
+        <w:t xml:space="preserve">The phrase </w:t>
+      </w:r>
+      <w:r>
+        <w:rPr>
+          <w:i/>
+          <w:lang w:val="en_US" w:bidi="en_US"/>
+        </w:rPr>
+        <w:t>Lord’s Day</w:t>
+      </w:r>
+      <w:r>
+        <w:rPr>
+          <w:lang w:val="en_US" w:bidi="en_US"/>
+        </w:rPr>
+        <w:t xml:space="preserve"> appears one time in the New Testament. John uses it in </w:t>
       </w:r>
       <w:hyperlink r:id="rId1103">
         <w:r>
